--- a/runs/default_2026_Q2/VFI_Insurance_Impact_Report_default_2026_Q2.docx
+++ b/runs/default_2026_Q2/VFI_Insurance_Impact_Report_default_2026_Q2.docx
@@ -25,7 +25,7 @@
     </w:p>
     <w:p>
       <w:r>
-        <w:t>Generated: 09 July 2026</w:t>
+        <w:t>Generated: 14 July 2026</w:t>
       </w:r>
     </w:p>
     <w:p>
@@ -51,7 +51,7 @@
     </w:p>
     <w:p>
       <w:r>
-        <w:t>Across the global portfolio, 76.6% of surveyed clients (n=2,104) understood what their insurance covers. Understanding was broadly comparable between female clients at 75.5% and male clients at 79.4%. The clearest divide emerged between those who had experienced the claims process and those who had not: 94.8% of claimants understood their coverage, compared with 61.9% of non-claimants. This gap suggests that firsthand experience of filing a claim substantially deepens clients' grasp of what their policy protects, while many who have never claimed remain uncertain about their benefits.</w:t>
+        <w:t>Across the global portfolio, 76.6% of the 2,104 surveyed clients understood what their insurance covers. Understanding was broadly comparable between women (75.5%) and men (79.4%). The sharpest divide emerged by claims experience: 94.8% of clients who had filed a claim understood their coverage, compared with 61.9% of those who had not. This gap suggests that the claims journey itself teaches clients how their product works, and that clients who never engage with a claim remain considerably less clear about what their policy protects.</w:t>
       </w:r>
     </w:p>
     <w:p>
@@ -109,7 +109,7 @@
     </w:p>
     <w:p>
       <w:r>
-        <w:t>Understanding of the claim process was lower, with 68.2% of surveyed clients (n=2,104) reporting they knew how to file a claim. Female clients at 67.9% and male clients at 68.9% understood the process at similar rates. The experience gap was again pronounced: 90.2% of claimants understood the process, compared with just 49.0% of non-claimants. This indicates that fewer than half of clients who have never filed a claim would know how to do so, pointing to a clear opportunity to strengthen claims education before the moment of need arises.</w:t>
+        <w:t>Among the 2,104 surveyed clients, 68.2% understood how to file a claim. Understanding was almost identical for women (67.9%) and men (68.9%), showing no meaningful gender divide. As with coverage understanding, experience made the difference: 90.2% of clients who had filed a claim understood the process, against just 49.0% of those who had not. This wide gap indicates that fewer than half of clients without a claims experience feel confident navigating the process, pointing to a clear opportunity to strengthen upfront education before a claim ever arises.</w:t>
       </w:r>
     </w:p>
     <w:p>
@@ -167,7 +167,7 @@
     </w:p>
     <w:p>
       <w:r>
-        <w:t>Asked which channel they would prefer for submitting a claim (n=2,111), most clients favoured personal, assisted options. Nearly two-thirds, 63.1%, prefer an MFI officer coming to collect their documents. Messaging applications such as WhatsApp appeal to 16.4%, while 15.4% would like to submit directly at a VisionFund office or counter. Just 1.7% prefer the insurer's smartphone application, and 2.8% named other channels.</w:t>
+        <w:t>Asked which channel they would prefer for submitting a claim, the 2,111 respondents most often chose having an MFI officer collect their documents (63.1%). WhatsApp or other messaging applications followed at 16.4%, and submitting directly at a VisionFund office or counter at 15.4%. Smaller shares preferred other channels (2.8%) or the insurer's smartphone application (1.7%). These preferences reflect a strong reliance on personal, officer-led support.</w:t>
       </w:r>
     </w:p>
     <w:p>
@@ -180,7 +180,7 @@
     </w:p>
     <w:p>
       <w:r>
-        <w:t>Among health and credit-life clients across the African country programmes (n=1,957), 89.5% considered their insurance worth the premium they paid, a strong endorsement of perceived value. Separately, among Vietnam's crop-insurance clients (n=147), 58.5% expressed an intention to renew their coverage. Because Vietnam's crop insurance is grant-subsidized and carries no premium, these clients were not asked the value-for-premium question, and the two findings describe entirely distinct groups within the portfolio.</w:t>
+        <w:t>Among health and credit-life clients across the African country programmes (n=1,957), 89.5% considered their insurance worth the premium they paid, signalling strong perceived value where clients contribute directly to coverage. Separately, among Vietnam's crop-insurance clients (n=147), for whom coverage is grant-subsidized and carries no premium, 58.5% expressed an intention to renew. These two figures describe entirely distinct client groups and product types, each offering its own reading of client commitment within its context.</w:t>
       </w:r>
     </w:p>
     <w:p>
@@ -193,7 +193,7 @@
     </w:p>
     <w:p>
       <w:r>
-        <w:t>Client voices reveal both genuine appreciation and a consistent call for stronger education. One caregiver in Mulanje, Malawi, described how her group once had to dip into shared savings when a member fell seriously ill, and how the insurance now gives them "a sense of security we didn't have before." A male client in Ntcheu valued the confidence it brings around loan repayment. Yet the same clients repeatedly asked for more training, particularly on the claims process. As one woman explained, the officer "focused more on loans, and the insurance was not well explained." These reflections echo the survey finding that non-claimants understand claims least, underscoring the value of proactive, insurance-specific education delivered before clients ever need to file.</w:t>
+        <w:t>Clients across Malawi voiced a consistent message: they value the security insurance provides, but want deeper understanding of how it works. One caregiver in Mulanje explained that "the officer focused more on loans, and the insurance was not well explained," calling for "special training of insurance for us to understand." A male client in Ntcheu echoed that the product "gives confidence regarding loan repayment," yet stressed "a need for more training for our awareness regarding the claim processes." A third Mulanje caregiver described how insurance gave her group "a sense of security we didn't have before," while pleading for "more financial literacy training, especially around the insurance scheme." Their appreciation and their appetite for clearer guidance go hand in hand.</w:t>
       </w:r>
     </w:p>
     <w:p>
@@ -288,7 +288,7 @@
     </w:p>
     <w:p>
       <w:r>
-        <w:t>Across the global portfolio, of the 2,111 clients surveyed, 363 (17.2%) experienced an insurable event during the period. Among those who experienced an event, only 153 (42.1%) went on to file a claim, leaving a leakage rate of 57.9%—a majority of eligible clients who did not claim. Of the 153 claims filed, 58 (37.9%) had been approved and paid at the time of the survey. This funnel showed that meaningful protection depends not only on coverage but on clients successfully navigating each step from event to payout.</w:t>
+        <w:t>Across the global portfolio, 2,111 clients were surveyed, of whom 363, or 17.2 percent, experienced an insurable event during the coverage period. Among those who faced such an event, 153 clients, representing 42.1 percent, went on to file a claim. This left a leakage rate of 57.9 percent, meaning nearly six in ten clients who suffered a loss did not file. Of the 153 claims filed, 58, or 37.9 percent, had been approved and paid at the time of surveying. The gap between events experienced and claims paid indicates that many eligible clients are not yet converting coverage into realised protection.</w:t>
       </w:r>
     </w:p>
     <w:tbl>
@@ -495,7 +495,7 @@
     </w:p>
     <w:p>
       <w:r>
-        <w:t>Among the 210 clients who experienced an event but did not file a claim, 72 (34.3%) said they were not covered at that time and 69 (32.9%) did not know how to file. A further 50 (23.8%) gave other reasons, most often a broader lack of knowledge about insurance (20 clients). Twelve (5.7%) felt the loss was insignificant and six (2.9%) found the process cumbersome.</w:t>
+        <w:t>Among the 210 clients who experienced an event but did not file, 34.3 percent said they were not covered at that time and 32.9 percent did not know how to file. A further 23.8 percent gave other reasons, most often a broader lack of knowledge about insurance (20 mentions) or not meeting eligibility (5). Smaller shares cited an insignificant loss (5.7 percent) or a cumbersome process (2.9 percent).</w:t>
       </w:r>
     </w:p>
     <w:p>
@@ -553,7 +553,7 @@
     </w:p>
     <w:p>
       <w:r>
-        <w:t>Among the 85 clients reporting claim challenges, 44 (51.8%) struggled to know their claim's status after submitting documents, 31 (36.5%) found documents hard to collect from hospitals or authorities, and 30 (35.3%) waited a long time for payment. Sixteen (18.8%) received insufficient guidance. These verbatim responses also surfaced 22 protection flags requiring attention, including several high-severity reports of staff misconduct—one officer allegedly told a sick member to "just die," and others declined to process or assist with claims.</w:t>
+        <w:t>Among the 85 clients who filed and reported challenges, 51.8 percent struggled to track their claim's status after submitting documents, 36.5 percent found documents hard to collect from hospitals or authorities, and 35.3 percent waited a long time for payment. Some 18.8 percent lacked adequate support. Concerningly, 22 protection flags surfaced, including high-severity accounts of an officer refusing to process a request and, in one case, responding to a sick member by telling them to "just die" — issues warranting immediate follow-up.</w:t>
       </w:r>
     </w:p>
     <w:p>
@@ -816,7 +816,7 @@
     </w:p>
     <w:p>
       <w:r>
-        <w:t>Among the 153 clients who filed claims, 58 (37.9%) were approved and paid, while 35 (22.9%) were approved but not yet paid and 16 (10.5%) remained in process. Twenty-three (15.0%) were rejected and 21 (13.7%) did not know their outcome—reflecting the visibility gap noted in claim challenges. Among the 58 clients whose claims were paid, the payout covered all of the cost for 37 (63.8%), most of the cost for 7 (12.1%), and some of the cost for 14 (24.1%), showing that most paid claims fully met the underlying loss.</w:t>
+        <w:t>Of the 153 claims filed, 37.9 percent were approved and paid and a further 22.9 percent were approved but not yet paid, while 15.0 percent were rejected. Notably, 13.7 percent of claimants did not know their claim's outcome, and 10.5 percent remained in process — pointing to gaps in status communication. Among the 58 clients whose claims were paid, coverage was strong: 63.8 percent reported that the payout covered all of their cost, 24.1 percent said some of the cost, and 12.1 percent most of it. For most paid claimants, the product delivered meaningful financial relief.</w:t>
       </w:r>
     </w:p>
     <w:p>
@@ -829,7 +829,7 @@
     </w:p>
     <w:p>
       <w:r>
-        <w:t>Clients' trust hinges on how VisionFund responds in moments of crisis. A Malawian caregiver who left a previous insurer after unpaid claims described his group's hope, tempered by caution: with a member hospitalised and grieving both parents lost to cholera, "their actions in moments like this will ultimately determine the level of trust we place in them." A fellow Mulanje caregiver affirmed that insurance "is a relief to members because it helps us pay our medical bills." Yet a Ghanaian caregiver recounted an unresponsive officer, a disputed policy, and a lost child, concluding the cover felt absent. Together these voices show that responsive officers and clear communication—not products alone—build lasting confidence.</w:t>
+        <w:t>Client voices show that trust hinges on how VisionFund responds in moments of crisis. A caregiver in Mulanje, Malawi, having left a former insurer whose claims went unpaid, described a group member hospitalised after losing both parents to cholera and said VisionFund's handling of this case would ultimately shape their confidence — "we remain hopeful." Another Mulanje caregiver affirmed that insurance "is a relief to members because it helps us pay our medical bills." Yet a caregiver in Yendi Zone, Ghana, recounted an unresponsive officer, a claim rejected because a child's name was allegedly missing, and the loss of that child. These accounts suggest reliable, responsive claims support is the decisive driver of trust.</w:t>
       </w:r>
     </w:p>
     <w:p>
@@ -924,7 +924,7 @@
     </w:p>
     <w:p>
       <w:r>
-        <w:t>VisionFund reached deep into previously unprotected markets: among 2,104 surveyed clients, 85.7% held no insurance of any kind before joining, meaning VisionFund became their first insurer. This reach was strong across genders, with 86.0% of women and 84.8% of men reporting no prior access. These findings showed that VisionFund extended financial protection to households that had never before enjoyed any form of insurance safety net.</w:t>
+        <w:t>For most surveyed clients, VisionFund was their very first insurer. Among the 2,104 clients surveyed, 85.7 percent had no insurance of any kind before joining, extending financial protection to previously uninsured households. This reach was consistent across gender, with 86.0 percent of women and 84.8 percent of men reporting no prior access. This suggests VisionFund is opening the door to formal protection for households the insurance market had not reached before.</w:t>
       </w:r>
     </w:p>
     <w:p>
@@ -937,7 +937,7 @@
     </w:p>
     <w:p>
       <w:r>
-        <w:t>Among the 363 claimants surveyed, coping held up well: only 20.1% resorted to negative coping strategies, and just 3.3% reported high financial stress after their claim. Separately, among the full sample of 2,104 clients, 69.8% indicated that accessing alternative support would be difficult without this insurance. Together these findings suggest the cover cushioned households through emergencies and filled a gap that few other sources could meet.</w:t>
+        <w:t>Among clients who experienced an insured event in the last 12 months (n=363), 20.1 percent turned to negative coping strategies, on a scale where lower reflects better coping. Separately, across all 2,104 surveyed clients, just 1.7 percent reported high financial stress, an independent measure of the client base as a whole. Also across the full sample, 69.8 percent said accessing alternative financial protection would be difficult without this insurance, underlining how central VisionFund's cover has become to their resilience.</w:t>
       </w:r>
     </w:p>
     <w:p>
@@ -990,12 +990,12 @@
         <w:pStyle w:val="Heading2"/>
       </w:pPr>
       <w:r>
-        <w:t>Confidence and Value</w:t>
+        <w:t>Confidence in Payout</w:t>
       </w:r>
     </w:p>
     <w:p>
       <w:r>
-        <w:t>Clients expressed strong confidence and perceived value. Among the 2,104 surveyed clients, 87.7% felt confident that VisionFund would pay a valid claim. Separately, among health and credit-life clients across the African country programmes only (n=1,957), 89.5% considered the cover worth its premium; Vietnam's grant-subsidized crop-insurance clients pay no premium and were not asked this question.</w:t>
+        <w:t>Confidence that VisionFund will honour a valid claim ran high across the portfolio. Among the 2,104 surveyed clients, 87.7 percent expressed confidence that VisionFund would pay out when a genuine claim arose. This trust in the promise behind the product indicates that clients view the cover as dependable, which suggests the protection VisionFund offers translates into real reassurance rather than paper commitments.</w:t>
       </w:r>
     </w:p>
     <w:p>
@@ -1008,7 +1008,7 @@
     </w:p>
     <w:p>
       <w:r>
-        <w:t>Client voices revealed why this protection matters so deeply. A 32-year-old caregiver in Ntcheu, Malawi described insurance as "a reliable safety net when unexpected emergencies arise," valuing the peace of mind that let him plan investments with confidence rather than fear. A 50-year-old woman in Mulanje contrasted her earlier experience with FINCA, which "did not offer any form of insurance support," explaining that she no longer worries about affording medical care and can focus on growing her business. A 45-year-old client in Mzuzu emphasised that VisionFund "goes beyond just offering loans," combining financial support with genuine care, flexible repayment, and regular guidance. These accounts illustrate how protection translates into security, stability, and dignity.</w:t>
+        <w:t>Clients across Malawi described VisionFund insurance as a dependable safety net that lets them plan and invest with confidence. A 32-year-old caregiver in Ntcheu rated the cover ten out of ten, valuing the peace of mind that comes from having a fallback when illness or accidents strike. A 50-year-old woman in Mulanje contrasted this with a previous provider that offered no insurance support, explaining that she no longer fears a hospital visit could set back her business. A 45-year-old client in Mzuzu, now on his third loan, praised how VisionFund pairs financial support with genuine care, guidance, and flexible repayment, showing concern for clients' well-being rather than repayments alone.</w:t>
       </w:r>
     </w:p>
     <w:p>
@@ -1108,7 +1108,7 @@
     </w:p>
     <w:p>
       <w:r>
-        <w:t>VisionFund's insurance portfolio recorded a Net Promoter Score of 16.8 across 2,104 clients, with 43.9 percent acting as promoters, 28.9 percent passive, and 27.1 percent detractors. This modestly positive score suggests goodwill exists but leaves clear room to grow. Among clients who felt the premium was not worth it, two themes dominated their reasoning. Many perceived the premium as too high or a waste when no claim was made, sometimes deducted without their knowledge. Others pointed to unpaid or rejected claims and unfulfilled promises, eroding the trust that sustains long-term enrolment.</w:t>
+        <w:t>The portfolio's Net Promoter Score reached 16.8 among 2,104 surveyed clients, with 43.9% acting as promoters, 28.9% passive, and 27.1% detractors. Among clients who felt the premium was not worth it, two themes dominated their reasoning. Many cited high premiums or poor value, feeling the cost was wasted if no claim was made, or that deductions occurred without their knowledge. Others pointed to unpaid or unfulfilled claims, expressing frustration when promises went unmet or claims were rejected. Together these concerns show that perceived value hinges on transparent pricing and reliable claims delivery.</w:t>
       </w:r>
     </w:p>
     <w:p>
@@ -1166,7 +1166,7 @@
     </w:p>
     <w:p>
       <w:r>
-        <w:t>Promoters most often praised the financial relief insurance provided, cited by 366 clients, followed by general satisfaction from 168 clients and a clearer product understanding from 73. These voices showed that when the product's value becomes tangible, appreciation follows. Detractors told a different story. Product understanding topped their concerns with 338 mentions, indicating that many clients still lack clarity about what their cover offers. Complaints and grievances accounted for 83 mentions, and improvement suggestions for 68. The contrast indicates that understanding drives both praise and frustration, making clear communication the portfolio's most decisive lever for improving client sentiment.</w:t>
+        <w:t>Promoters most often praised financial relief, mentioned 366 times, followed by general satisfaction with 168 mentions and product understanding with 73 mentions, showing that clients who value the product connect it to tangible security and clarity. Detractors told a different story. Their leading theme was product understanding, cited 338 times, far ahead of complaint or grievance at 83 mentions and improvement suggestions at 68 mentions. The prominence of product understanding among detractors indicates that gaps in client knowledge, rather than the product itself, drive much dissatisfaction, suggesting stronger onboarding and education could meaningfully shift sentiment.</w:t>
       </w:r>
     </w:p>
     <w:p>
@@ -1182,12 +1182,12 @@
         <w:pStyle w:val="Heading2"/>
       </w:pPr>
       <w:r>
-        <w:t>Value and Wellbeing Outcomes</w:t>
+        <w:t>Wellbeing Outcomes</w:t>
       </w:r>
     </w:p>
     <w:p>
       <w:r>
-        <w:t>Among health and credit-life clients across the African country programmes, 89.5 percent felt the premium was worth its cost, a strong endorsement from 1,957 respondents. Within this same group, 35.0 percent reported improved child wellbeing (n=1,928), while 15.8 percent reported better healthcare access (n=1,672). These figures suggest that although clients broadly value their cover, its tangible effects on daily wellbeing and health access remain more modest, pointing to opportunities to strengthen how the product delivers everyday benefit.</w:t>
+        <w:t>Wellbeing outcomes revealed encouraging but uneven progress. Among the 1,928 clients answering, 35.0% reported improvements in child wellbeing, indicating that insurance coverage helps households protect their children during difficult periods. Healthcare access improved for 15.8% of the 1,672 clients responding on that measure, a more modest figure that suggests coverage supports some families in reaching care but leaves considerable room to strengthen this pathway. Together these results show insurance beginning to translate into everyday household resilience.</w:t>
       </w:r>
     </w:p>
     <w:p>
@@ -1200,7 +1200,7 @@
     </w:p>
     <w:p>
       <w:r>
-        <w:t>Client voices from Malawi reveal how perception shifts once insurance proves its worth. One caregiver in Ntcheu described premiums as "a burden money going out every month for something you're not even sure you'll ever need," until a group member's tragic death left them "completely unprepared" and "stranded." That loss transformed his view: insurance became "a lifeline in moments you never see coming." Another caregiver praised the peace of mind that lets families "focus on recovery and moving forward." Yet a Mzuzu client captured lingering doubt, unconvinced cover "would make a meaningful difference," with costs "difficult to justify." These accounts show trust is earned through visible value and fulfilled promises.</w:t>
+        <w:t>Client voices bring these numbers to life. A 36-year-old caregiver in Ntcheu, Malawi, described how insurance once felt like a burden, money leaving every month for something uncertain, until his group faced the sudden, violent loss of a member and confronted costs none had planned for. That experience convinced him insurance is a lifeline for moments you never see coming. A fellow Ntcheu caregiver echoed this, valuing the peace of mind that lets families focus on recovery rather than hospital bills. Yet a 30-year-old caregiver in Mzuzu remained unconvinced, struggling to justify the cost when benefits felt neither visible nor immediate. Her doubt mirrors the detractor and pricing themes above, reminding us that trust and clarity, not just coverage, determine perceived value.</w:t>
       </w:r>
     </w:p>
     <w:p>
@@ -1295,7 +1295,7 @@
     </w:p>
     <w:p>
       <w:r>
-        <w:t>Among surveyed clients, 35.0% reported positive child wellbeing (n=1,928). Renewal intent showed the strongest link, with higher intent accompanying higher wellbeing (rho=-0.492, p&lt;0.0001)—though this reflects Vietnam's crop-insurance clients only (n=127), who were asked separately. Across the broader portfolio, high financial stress correlated most strongly with lower wellbeing (rho=-0.434, p&lt;0.0001). Net Promoter Score moved positively with wellbeing (rho=+0.220), while coverage understanding, worth-premium perception (health and credit-life clients only, n=1,801), payout confidence, and claim-process understanding each showed weaker negative associations. These patterns suggest financial security and client loyalty travel together with child wellbeing.</w:t>
+        <w:t>Across the portfolio, 35.0% of clients reported positive child wellbeing (n=1,928). Higher financial stress showed the strongest link to lower wellbeing (rho=-0.434, p&lt;0.0001), while stronger loyalty helped: a higher Net Promoter Score tracked with better wellbeing (rho=+0.220, p&lt;0.0001). Among Vietnam's crop-insurance clients only, renewal intent related most strongly of all (rho=-0.492, p&lt;0.0001, n=127). Weaker coverage understanding, lower payout confidence, and unclear claim processes each accompanied lower wellbeing. Among health and credit-life clients only, doubting the premium's worth also mattered (rho=-0.164, p&lt;0.0001, n=1,801).</w:t>
       </w:r>
     </w:p>
     <w:tbl>
@@ -1677,7 +1677,7 @@
     </w:p>
     <w:p>
       <w:r>
-        <w:t>Among clients who needed care, 15.8% reported that their access to healthcare improved (n=1,672). Separately, among claimants who sought care and incurred medical costs, 54.0% said their medical costs decreased after making a claim (n=926). These figures describe two distinct groups and should not be read as a single before-and-after comparison. Together they suggest that insurance eased the financial burden of medical costs for many claimants, while improvements in the broader experience of accessing care reached a smaller share of clients.</w:t>
+        <w:t>Among clients who needed care, 15.8% said access to healthcare improved (n=1,672). Separately, among health-insurance clients who needed medical care, 54.0% reported their medical costs decreased (n=926). This cost measure reflects the whole group who needed care, not only those who filed a claim, and it indicates that insurance eased medical burdens broadly across families rather than solely at the moment of a payout.</w:t>
       </w:r>
     </w:p>
     <w:p>
@@ -1897,7 +1897,7 @@
     </w:p>
     <w:p>
       <w:r>
-        <w:t>Comparing caregivers with non-caregivers on two measures unrelated to child wellbeing itself, high financial stress among caregivers who experienced an insured event stood at 3.2%, while the non-caregiver figure was suppressed due to small sample size. Among health-insurance clients who needed care, 16.0% of caregivers reported improved healthcare access, compared with 13.2% of non-caregivers; this difference is not meaningful (p=0.4215). These results indicate that caregivers and non-caregivers experienced broadly similar outcomes on financial stress and care access within their respective populations.</w:t>
+        <w:t>Comparing caregivers with non-caregivers highlights two measures independent of child wellbeing itself. Among clients who experienced an insured event, 3.2% of caregivers reported high financial stress, while the non-caregiver figure was suppressed due to small sample size. Among health-insurance clients who needed care, 16.0% of caregivers said healthcare access improved versus 13.2% of non-caregivers, a difference that is not meaningful (p=0.4215).</w:t>
       </w:r>
     </w:p>
     <w:p>
@@ -1910,7 +1910,7 @@
     </w:p>
     <w:p>
       <w:r>
-        <w:t>Client voices from Malawi bring these patterns to life. One female caregiver in Mzuzu valued the deposit-free loans and affordable rates, alongside the insurance that gave her "peace of mind knowing that I am not alone during difficult times." Yet she wished coverage extended to her children, recalling moments when she needed help "buying medication and covering transport to the hospital." A male caregiver in Mulanje noted that savings "promote childrens health and school expenditures." A young female caregiver in Mzuzu explained how death benefits allow children to repay loans and address "other financial problems." Together these reflections echo the data: insurance eases financial stress, but caregivers see clear value in family-inclusive coverage.</w:t>
+        <w:t>Caregivers' own words reveal how insurance steadies families through hard moments. One Malawian mother valued the peace of mind of coverage during illness and emergencies, yet wished it extended to her children, recalling times she needed help buying medication and covering transport when they fell sick. Another caregiver described how savings promote children's health and school spending, while a third explained that when a member is sick, loan repayment continues smoothly, and when a member dies, their children receive benefits that ease repayment and other financial burdens. Together these voices suggest that clients experience insurance as protection for the whole household, and that expanding coverage to family members would make the support more meaningful.</w:t>
       </w:r>
     </w:p>
     <w:p>
@@ -2375,7 +2375,7 @@
     </w:p>
     <w:p>
       <w:r>
-        <w:t>Claimants who experienced the insurance in action understood it far better than those who never claimed: 94.8% of claimants grasped their coverage against 61.9% of non-claimants, and 90.2% understood the claims process compared with 49.0%. Both differences are meaningful (p=0.0000). Claimants also coped better with hardship, with only 11.8% resorting to negative coping strategies against 26.2% of non-claimants (p=0.0007). Views on whether the product was worth its premium were similar across the two groups among health and credit-life clients (85.6% versus 87.1%, p=0.6752), as was confidence in paying the next premium (86.3% versus 83.8%).</w:t>
+        <w:t>Claimants who experienced the insurance in action understood their coverage far better than non-claimants, with 94.8 percent grasping their coverage against 61.9 percent, and 90.2 percent understanding the claims process against 49.0 percent — differences that are meaningful (p=0.0000). Claimants also drew on harmful coping strategies less often, at 11.8 percent versus 26.2 percent among non-claimants (p=0.0007). Confidence in paying the next premium showed no meaningful difference between the groups (p=0.5178). These findings suggest that living through a claim deepens clients' understanding of their protection and helps shield households from damaging financial shocks.</w:t>
       </w:r>
     </w:p>
     <w:p>
@@ -2388,7 +2388,7 @@
     </w:p>
     <w:p>
       <w:r>
-        <w:t>The experience of claiming appears to build genuine understanding and resilience. Claimants understood their coverage and the claims process far more clearly than non-claimants, and were less than half as likely to fall back on harmful coping strategies when facing hardship. Client voices echo this: two caregivers in Huye, Rwanda, praised VisionFund Rwanda for paying claims on time and guiding them easily through the process, one noting the team "give support if you need." Yet the experience is not uniform. A caregiver in Agago, Uganda, described how "it does take long to claim the insurance benefits after submitting the required documents," a reminder that timely processing remains uneven across the portfolio and warrants continued attention.</w:t>
+        <w:t>The experience of making a claim appears to build lasting understanding: claimants understood their coverage and the claims process far better than non-claimants, and they leaned on harmful coping strategies less often — 11.8 percent against 26.2 percent, noting these coping and stress figures rest on the claimant base rather than both groups equally. Rwandan claimants described the reassurance of timely payment, one noting "they paid claims on time and give support if you need," and another that VisionFund "give guidance to the claims process easily." Yet the experience is not uniform: a claimant in Agago, Uganda, reported that "it does take long to claim the insurance benefits after submitting the required documents," pointing to processing speed as a priority for improvement.</w:t>
       </w:r>
     </w:p>
     <w:p>
@@ -2841,7 +2841,7 @@
     </w:p>
     <w:p>
       <w:r>
-        <w:t>Across the global portfolio, women and men reported broadly similar insurance experiences, with no gender gap reaching statistical significance. Coverage understanding came closest, with women at 75.5 percent and men at 79.4 percent (p=0.0611), a difference that approaches but does not cross the threshold. Men reported somewhat higher rates of harmful coping to meet costs, at 24.8 percent versus 17.9 percent among women, though this gap was not significant (p=0.1253). Among Vietnam's crop-insurance clients, 57.9 percent of women intended to renew; the corresponding male figure was suppressed due to small sample size. These findings draw on a predominantly female sample.</w:t>
+        <w:t>Across the global portfolio, women and men reported broadly similar insurance experiences, with no gender gap reaching statistical significance. Coverage understanding came closest, at 75.5 percent among women and 79.4 percent among men (p=0.0611), though the difference remains suggestive rather than conclusive. Women reported lower reliance on negative coping strategies, 17.9 percent against 24.8 percent for men, but this gap was not meaningful (p=0.1253). Among Vietnam's crop-insurance clients, 57.9 percent of women expressed renewal intent, while the male figure was suppressed due to small sample size. The female sample dominated this portfolio (roughly 1,518 women against 586 men).</w:t>
       </w:r>
     </w:p>
     <w:p>
@@ -2854,7 +2854,7 @@
     </w:p>
     <w:p>
       <w:r>
-        <w:t>Client voices revealed that the sharpest gaps in protection fall not between women and men, but at the household's edge. A 51-year-old caregiver in Assin, Ghana was hospitalised yet never claimed, because she did not want her husband to learn she had taken a loan, forgoing benefits she knew would have covered her medical costs. Both women and men urged VisionFund to extend cover to spouses and children. A 36-year-old member in Mulanje, Malawi described how a fellow member's business faltered when her husband was hospitalised for weeks, while a 60-year-old man in Angurai, Kenya sold nearly everything to pay for his wife's admission. These accounts suggest that whole-household coverage could strengthen resilience where current products leave families exposed.</w:t>
+        <w:t>The numbers show near-parity between women and men, but client voices reveal a shared vulnerability that coverage boundaries do not yet address: the health of a spouse. A 51-year-old caregiver in Assin, Ghana was hospitalised yet did not claim, fearing her husband would learn she had taken a loan — a reminder that household dynamics can block access even when protection exists. A 36-year-old member in Mulanje, Malawi valued VisionFund's health focus over her former property-only SACCO cover, yet urged extending insurance to spouses, having watched a fellow member's business falter during her husband's hospitalisation. A 60-year-old man in Angurai, Kenya echoed this exactly, selling nearly everything to pay his wife's hospital bill. Spousal cover emerges as a resilience priority.</w:t>
       </w:r>
     </w:p>
     <w:p>
